--- a/docs/files/Human_Rights_Policy__Policy_2026-06.docx
+++ b/docs/files/Human_Rights_Policy__Policy_2026-06.docx
@@ -19,7 +19,7 @@
               <a:graphicData uri="http://schemas.openxmlformats.org/drawingml/2006/picture">
                 <pic:pic>
                   <pic:nvPicPr>
-                    <pic:cNvPr id="0" name="tmpzk4v6y7c.png"/>
+                    <pic:cNvPr id="0" name="tmp98omnic4.png"/>
                     <pic:cNvPicPr/>
                   </pic:nvPicPr>
                   <pic:blipFill>
@@ -917,7 +917,7 @@
       <w:headerReference w:type="default" r:id="rId10"/>
       <w:footerReference w:type="default" r:id="rId11"/>
       <w:pgSz w:w="11906" w:h="16838"/>
-      <w:pgMar w:top="1114" w:right="850" w:bottom="1134" w:left="850" w:header="360" w:footer="400" w:gutter="0"/>
+      <w:pgMar w:top="2920" w:right="850" w:bottom="1134" w:left="850" w:header="680" w:footer="400" w:gutter="0"/>
       <w:cols w:space="720"/>
       <w:docGrid w:linePitch="360"/>
     </w:sectPr>
@@ -939,8 +939,8 @@
       <w:rPr>
         <w:rFonts w:ascii="Avenir Next LT Pro" w:hAnsi="Avenir Next LT Pro"/>
         <w:b w:val="0"/>
-        <w:color w:val="6B87A4"/>
-        <w:sz w:val="15"/>
+        <w:color w:val="1C4076"/>
+        <w:sz w:val="16"/>
       </w:rPr>
       <w:t>BioMar Group A/S · Kalkværksvej 16, 15. · 8000 Aarhus C · Denmark · Tel +45 86 20 49 70 · www.biomar.com</w:t>
     </w:r>
@@ -953,15 +953,13 @@
   <w:p>
     <w:pPr>
       <w:pStyle w:val="Header"/>
-      <w:tabs>
-        <w:tab w:pos="9525" w:val="right"/>
-      </w:tabs>
+      <w:spacing w:after="0"/>
       <w:jc w:val="left"/>
     </w:pPr>
     <w:r>
       <w:rPr>
         <w:rFonts w:ascii="Avenir Next LT Pro" w:hAnsi="Avenir Next LT Pro"/>
-        <w:b/>
+        <w:b w:val="0"/>
         <w:color w:val="1C4076"/>
         <w:sz w:val="16"/>
       </w:rPr>
@@ -980,14 +978,18 @@
       <w:t>Human Rights Policy</w:t>
     </w:r>
     <w:r>
-      <w:tab/>
       <w:drawing>
-        <wp:inline xmlns:a="http://schemas.openxmlformats.org/drawingml/2006/main" xmlns:pic="http://schemas.openxmlformats.org/drawingml/2006/picture">
-          <wp:extent cx="469475" cy="450000"/>
-          <wp:docPr id="1" name="Picture 1"/>
-          <wp:cNvGraphicFramePr>
-            <a:graphicFrameLocks noChangeAspect="1"/>
-          </wp:cNvGraphicFramePr>
+        <wp:anchor xmlns:a="http://schemas.openxmlformats.org/drawingml/2006/main" xmlns:pic="http://schemas.openxmlformats.org/drawingml/2006/picture" behindDoc="0" distT="0" distB="0" distL="0" distR="0" simplePos="0" locked="0" layoutInCell="1" allowOverlap="1" relativeHeight="2">
+          <wp:simplePos x="0" y="0"/>
+          <wp:positionH relativeFrom="page">
+            <wp:posOffset>5621985</wp:posOffset>
+          </wp:positionH>
+          <wp:positionV relativeFrom="page">
+            <wp:posOffset>212090</wp:posOffset>
+          </wp:positionV>
+          <wp:extent cx="1727200" cy="1654810"/>
+          <wp:wrapNone/>
+          <wp:docPr id="201" name="BioMar logo"/>
           <a:graphic>
             <a:graphicData uri="http://schemas.openxmlformats.org/drawingml/2006/picture">
               <pic:pic>
@@ -1004,14 +1006,14 @@
                 <pic:spPr>
                   <a:xfrm>
                     <a:off x="0" y="0"/>
-                    <a:ext cx="469475" cy="450000"/>
+                    <a:ext cx="1727200" cy="1654810"/>
                   </a:xfrm>
                   <a:prstGeom prst="rect"/>
                 </pic:spPr>
               </pic:pic>
             </a:graphicData>
           </a:graphic>
-        </wp:inline>
+        </wp:anchor>
       </w:drawing>
     </w:r>
   </w:p>

--- a/docs/files/Human_Rights_Policy__Policy_2026-06.docx
+++ b/docs/files/Human_Rights_Policy__Policy_2026-06.docx
@@ -19,7 +19,7 @@
               <a:graphicData uri="http://schemas.openxmlformats.org/drawingml/2006/picture">
                 <pic:pic>
                   <pic:nvPicPr>
-                    <pic:cNvPr id="0" name="tmp98omnic4.png"/>
+                    <pic:cNvPr id="0" name="tmptwhkvkoc.png"/>
                     <pic:cNvPicPr/>
                   </pic:nvPicPr>
                   <pic:blipFill>

--- a/docs/files/Human_Rights_Policy__Policy_2026-06.docx
+++ b/docs/files/Human_Rights_Policy__Policy_2026-06.docx
@@ -19,7 +19,7 @@
               <a:graphicData uri="http://schemas.openxmlformats.org/drawingml/2006/picture">
                 <pic:pic>
                   <pic:nvPicPr>
-                    <pic:cNvPr id="0" name="tmptwhkvkoc.png"/>
+                    <pic:cNvPr id="0" name="tmpuh0jvcvj.png"/>
                     <pic:cNvPicPr/>
                   </pic:nvPicPr>
                   <pic:blipFill>

--- a/docs/files/Human_Rights_Policy__Policy_2026-06.docx
+++ b/docs/files/Human_Rights_Policy__Policy_2026-06.docx
@@ -19,7 +19,7 @@
               <a:graphicData uri="http://schemas.openxmlformats.org/drawingml/2006/picture">
                 <pic:pic>
                   <pic:nvPicPr>
-                    <pic:cNvPr id="0" name="tmpuh0jvcvj.png"/>
+                    <pic:cNvPr id="0" name="tmp4qecsdxq.png"/>
                     <pic:cNvPicPr/>
                   </pic:nvPicPr>
                   <pic:blipFill>

--- a/docs/files/Human_Rights_Policy__Policy_2026-06.docx
+++ b/docs/files/Human_Rights_Policy__Policy_2026-06.docx
@@ -19,7 +19,7 @@
               <a:graphicData uri="http://schemas.openxmlformats.org/drawingml/2006/picture">
                 <pic:pic>
                   <pic:nvPicPr>
-                    <pic:cNvPr id="0" name="tmp4qecsdxq.png"/>
+                    <pic:cNvPr id="0" name="tmpifpmj9wa.png"/>
                     <pic:cNvPicPr/>
                   </pic:nvPicPr>
                   <pic:blipFill>

--- a/docs/files/Human_Rights_Policy__Policy_2026-06.docx
+++ b/docs/files/Human_Rights_Policy__Policy_2026-06.docx
@@ -19,7 +19,7 @@
               <a:graphicData uri="http://schemas.openxmlformats.org/drawingml/2006/picture">
                 <pic:pic>
                   <pic:nvPicPr>
-                    <pic:cNvPr id="0" name="tmpifpmj9wa.png"/>
+                    <pic:cNvPr id="0" name="tmpdb_jru_l.png"/>
                     <pic:cNvPicPr/>
                   </pic:nvPicPr>
                   <pic:blipFill>
@@ -61,6 +61,7 @@
         <w:rPr>
           <w:rFonts w:ascii="Avenir Next LT Pro" w:hAnsi="Avenir Next LT Pro"/>
           <w:b/>
+          <w:i w:val="0"/>
           <w:color w:val="1C4076"/>
           <w:sz w:val="28"/>
         </w:rPr>
@@ -76,6 +77,7 @@
         <w:rPr>
           <w:rFonts w:ascii="Avenir Next LT Pro" w:hAnsi="Avenir Next LT Pro"/>
           <w:b w:val="0"/>
+          <w:i w:val="0"/>
           <w:color w:val="1C4076"/>
           <w:sz w:val="22"/>
         </w:rPr>
@@ -91,6 +93,7 @@
         <w:rPr>
           <w:rFonts w:ascii="Avenir Next LT Pro" w:hAnsi="Avenir Next LT Pro"/>
           <w:b w:val="0"/>
+          <w:i w:val="0"/>
           <w:color w:val="1C4076"/>
           <w:sz w:val="22"/>
         </w:rPr>
@@ -106,6 +109,7 @@
         <w:rPr>
           <w:rFonts w:ascii="Avenir Next LT Pro" w:hAnsi="Avenir Next LT Pro"/>
           <w:b w:val="0"/>
+          <w:i w:val="0"/>
           <w:color w:val="1C4076"/>
           <w:sz w:val="22"/>
         </w:rPr>
@@ -121,6 +125,7 @@
         <w:rPr>
           <w:rFonts w:ascii="Avenir Next LT Pro" w:hAnsi="Avenir Next LT Pro"/>
           <w:b w:val="0"/>
+          <w:i w:val="0"/>
           <w:color w:val="1C4076"/>
           <w:sz w:val="22"/>
         </w:rPr>
@@ -136,6 +141,7 @@
         <w:rPr>
           <w:rFonts w:ascii="Avenir Next LT Pro" w:hAnsi="Avenir Next LT Pro"/>
           <w:b/>
+          <w:i w:val="0"/>
           <w:color w:val="1C4076"/>
           <w:sz w:val="28"/>
         </w:rPr>
@@ -151,6 +157,7 @@
         <w:rPr>
           <w:rFonts w:ascii="Avenir Next LT Pro" w:hAnsi="Avenir Next LT Pro"/>
           <w:b w:val="0"/>
+          <w:i w:val="0"/>
           <w:color w:val="1C4076"/>
           <w:sz w:val="22"/>
         </w:rPr>
@@ -166,6 +173,7 @@
         <w:rPr>
           <w:rFonts w:ascii="Avenir Next LT Pro" w:hAnsi="Avenir Next LT Pro"/>
           <w:b w:val="0"/>
+          <w:i w:val="0"/>
           <w:color w:val="1C4076"/>
           <w:sz w:val="22"/>
         </w:rPr>
@@ -181,6 +189,7 @@
         <w:rPr>
           <w:rFonts w:ascii="Avenir Next LT Pro" w:hAnsi="Avenir Next LT Pro"/>
           <w:b w:val="0"/>
+          <w:i w:val="0"/>
           <w:color w:val="1C4076"/>
           <w:sz w:val="22"/>
         </w:rPr>
@@ -196,6 +205,7 @@
         <w:rPr>
           <w:rFonts w:ascii="Avenir Next LT Pro" w:hAnsi="Avenir Next LT Pro"/>
           <w:b w:val="0"/>
+          <w:i w:val="0"/>
           <w:color w:val="1C4076"/>
           <w:sz w:val="22"/>
         </w:rPr>
@@ -211,6 +221,7 @@
         <w:rPr>
           <w:rFonts w:ascii="Avenir Next LT Pro" w:hAnsi="Avenir Next LT Pro"/>
           <w:b w:val="0"/>
+          <w:i w:val="0"/>
           <w:color w:val="1C4076"/>
           <w:sz w:val="22"/>
         </w:rPr>
@@ -226,6 +237,7 @@
         <w:rPr>
           <w:rFonts w:ascii="Avenir Next LT Pro" w:hAnsi="Avenir Next LT Pro"/>
           <w:b w:val="0"/>
+          <w:i w:val="0"/>
           <w:color w:val="1C4076"/>
           <w:sz w:val="22"/>
         </w:rPr>
@@ -241,6 +253,7 @@
         <w:rPr>
           <w:rFonts w:ascii="Avenir Next LT Pro" w:hAnsi="Avenir Next LT Pro"/>
           <w:b w:val="0"/>
+          <w:i w:val="0"/>
           <w:color w:val="1C4076"/>
           <w:sz w:val="22"/>
         </w:rPr>
@@ -256,6 +269,7 @@
         <w:rPr>
           <w:rFonts w:ascii="Avenir Next LT Pro" w:hAnsi="Avenir Next LT Pro"/>
           <w:b w:val="0"/>
+          <w:i w:val="0"/>
           <w:color w:val="1C4076"/>
           <w:sz w:val="22"/>
         </w:rPr>
@@ -271,6 +285,7 @@
         <w:rPr>
           <w:rFonts w:ascii="Avenir Next LT Pro" w:hAnsi="Avenir Next LT Pro"/>
           <w:b w:val="0"/>
+          <w:i w:val="0"/>
           <w:color w:val="1C4076"/>
           <w:sz w:val="22"/>
         </w:rPr>
@@ -286,6 +301,7 @@
         <w:rPr>
           <w:rFonts w:ascii="Avenir Next LT Pro" w:hAnsi="Avenir Next LT Pro"/>
           <w:b w:val="0"/>
+          <w:i w:val="0"/>
           <w:color w:val="1C4076"/>
           <w:sz w:val="22"/>
         </w:rPr>
@@ -301,6 +317,7 @@
         <w:rPr>
           <w:rFonts w:ascii="Avenir Next LT Pro" w:hAnsi="Avenir Next LT Pro"/>
           <w:b w:val="0"/>
+          <w:i w:val="0"/>
           <w:color w:val="1C4076"/>
           <w:sz w:val="22"/>
         </w:rPr>
@@ -316,6 +333,7 @@
         <w:rPr>
           <w:rFonts w:ascii="Avenir Next LT Pro" w:hAnsi="Avenir Next LT Pro"/>
           <w:b w:val="0"/>
+          <w:i w:val="0"/>
           <w:color w:val="1C4076"/>
           <w:sz w:val="22"/>
         </w:rPr>
@@ -331,6 +349,7 @@
         <w:rPr>
           <w:rFonts w:ascii="Avenir Next LT Pro" w:hAnsi="Avenir Next LT Pro"/>
           <w:b w:val="0"/>
+          <w:i w:val="0"/>
           <w:color w:val="1C4076"/>
           <w:sz w:val="22"/>
         </w:rPr>
@@ -346,6 +365,7 @@
         <w:rPr>
           <w:rFonts w:ascii="Avenir Next LT Pro" w:hAnsi="Avenir Next LT Pro"/>
           <w:b/>
+          <w:i w:val="0"/>
           <w:color w:val="1C4076"/>
           <w:sz w:val="28"/>
         </w:rPr>
@@ -361,6 +381,7 @@
         <w:rPr>
           <w:rFonts w:ascii="Avenir Next LT Pro" w:hAnsi="Avenir Next LT Pro"/>
           <w:b w:val="0"/>
+          <w:i w:val="0"/>
           <w:color w:val="1C4076"/>
           <w:sz w:val="22"/>
         </w:rPr>
@@ -376,6 +397,7 @@
         <w:rPr>
           <w:rFonts w:ascii="Avenir Next LT Pro" w:hAnsi="Avenir Next LT Pro"/>
           <w:b w:val="0"/>
+          <w:i w:val="0"/>
           <w:color w:val="1C4076"/>
           <w:sz w:val="22"/>
         </w:rPr>
@@ -391,6 +413,7 @@
         <w:rPr>
           <w:rFonts w:ascii="Avenir Next LT Pro" w:hAnsi="Avenir Next LT Pro"/>
           <w:b w:val="0"/>
+          <w:i w:val="0"/>
           <w:color w:val="1C4076"/>
           <w:sz w:val="22"/>
         </w:rPr>
@@ -406,6 +429,7 @@
         <w:rPr>
           <w:rFonts w:ascii="Avenir Next LT Pro" w:hAnsi="Avenir Next LT Pro"/>
           <w:b w:val="0"/>
+          <w:i w:val="0"/>
           <w:color w:val="1C4076"/>
           <w:sz w:val="22"/>
         </w:rPr>
@@ -421,6 +445,7 @@
         <w:rPr>
           <w:rFonts w:ascii="Avenir Next LT Pro" w:hAnsi="Avenir Next LT Pro"/>
           <w:b/>
+          <w:i w:val="0"/>
           <w:color w:val="1C4076"/>
           <w:sz w:val="28"/>
         </w:rPr>
@@ -436,6 +461,7 @@
         <w:rPr>
           <w:rFonts w:ascii="Avenir Next LT Pro" w:hAnsi="Avenir Next LT Pro"/>
           <w:b w:val="0"/>
+          <w:i w:val="0"/>
           <w:color w:val="1C4076"/>
           <w:sz w:val="22"/>
         </w:rPr>
@@ -451,6 +477,7 @@
         <w:rPr>
           <w:rFonts w:ascii="Avenir Next LT Pro" w:hAnsi="Avenir Next LT Pro"/>
           <w:b w:val="0"/>
+          <w:i w:val="0"/>
           <w:color w:val="1C4076"/>
           <w:sz w:val="22"/>
         </w:rPr>
@@ -466,6 +493,7 @@
         <w:rPr>
           <w:rFonts w:ascii="Avenir Next LT Pro" w:hAnsi="Avenir Next LT Pro"/>
           <w:b w:val="0"/>
+          <w:i w:val="0"/>
           <w:color w:val="1C4076"/>
           <w:sz w:val="22"/>
         </w:rPr>
@@ -481,6 +509,7 @@
         <w:rPr>
           <w:rFonts w:ascii="Avenir Next LT Pro" w:hAnsi="Avenir Next LT Pro"/>
           <w:b w:val="0"/>
+          <w:i w:val="0"/>
           <w:color w:val="1C4076"/>
           <w:sz w:val="22"/>
         </w:rPr>
@@ -496,6 +525,7 @@
         <w:rPr>
           <w:rFonts w:ascii="Avenir Next LT Pro" w:hAnsi="Avenir Next LT Pro"/>
           <w:b w:val="0"/>
+          <w:i w:val="0"/>
           <w:color w:val="1C4076"/>
           <w:sz w:val="22"/>
         </w:rPr>
@@ -511,6 +541,7 @@
         <w:rPr>
           <w:rFonts w:ascii="Avenir Next LT Pro" w:hAnsi="Avenir Next LT Pro"/>
           <w:b w:val="0"/>
+          <w:i w:val="0"/>
           <w:color w:val="1C4076"/>
           <w:sz w:val="22"/>
         </w:rPr>
@@ -526,6 +557,7 @@
         <w:rPr>
           <w:rFonts w:ascii="Avenir Next LT Pro" w:hAnsi="Avenir Next LT Pro"/>
           <w:b w:val="0"/>
+          <w:i w:val="0"/>
           <w:color w:val="1C4076"/>
           <w:sz w:val="22"/>
         </w:rPr>
@@ -541,6 +573,7 @@
         <w:rPr>
           <w:rFonts w:ascii="Avenir Next LT Pro" w:hAnsi="Avenir Next LT Pro"/>
           <w:b/>
+          <w:i w:val="0"/>
           <w:color w:val="1C4076"/>
           <w:sz w:val="28"/>
         </w:rPr>
@@ -556,6 +589,7 @@
         <w:rPr>
           <w:rFonts w:ascii="Avenir Next LT Pro" w:hAnsi="Avenir Next LT Pro"/>
           <w:b w:val="0"/>
+          <w:i w:val="0"/>
           <w:color w:val="1C4076"/>
           <w:sz w:val="22"/>
         </w:rPr>
@@ -571,6 +605,7 @@
         <w:rPr>
           <w:rFonts w:ascii="Avenir Next LT Pro" w:hAnsi="Avenir Next LT Pro"/>
           <w:b w:val="0"/>
+          <w:i w:val="0"/>
           <w:color w:val="1C4076"/>
           <w:sz w:val="22"/>
         </w:rPr>
@@ -586,6 +621,7 @@
         <w:rPr>
           <w:rFonts w:ascii="Avenir Next LT Pro" w:hAnsi="Avenir Next LT Pro"/>
           <w:b w:val="0"/>
+          <w:i w:val="0"/>
           <w:color w:val="1C4076"/>
           <w:sz w:val="22"/>
         </w:rPr>
@@ -601,6 +637,7 @@
         <w:rPr>
           <w:rFonts w:ascii="Avenir Next LT Pro" w:hAnsi="Avenir Next LT Pro"/>
           <w:b w:val="0"/>
+          <w:i w:val="0"/>
           <w:color w:val="1C4076"/>
           <w:sz w:val="22"/>
         </w:rPr>
@@ -616,6 +653,7 @@
         <w:rPr>
           <w:rFonts w:ascii="Avenir Next LT Pro" w:hAnsi="Avenir Next LT Pro"/>
           <w:b w:val="0"/>
+          <w:i w:val="0"/>
           <w:color w:val="1C4076"/>
           <w:sz w:val="22"/>
         </w:rPr>
@@ -631,6 +669,7 @@
         <w:rPr>
           <w:rFonts w:ascii="Avenir Next LT Pro" w:hAnsi="Avenir Next LT Pro"/>
           <w:b w:val="0"/>
+          <w:i w:val="0"/>
           <w:color w:val="1C4076"/>
           <w:sz w:val="22"/>
         </w:rPr>
@@ -646,6 +685,7 @@
         <w:rPr>
           <w:rFonts w:ascii="Avenir Next LT Pro" w:hAnsi="Avenir Next LT Pro"/>
           <w:b w:val="0"/>
+          <w:i w:val="0"/>
           <w:color w:val="1C4076"/>
           <w:sz w:val="22"/>
         </w:rPr>
@@ -661,6 +701,7 @@
         <w:rPr>
           <w:rFonts w:ascii="Avenir Next LT Pro" w:hAnsi="Avenir Next LT Pro"/>
           <w:b w:val="0"/>
+          <w:i w:val="0"/>
           <w:color w:val="1C4076"/>
           <w:sz w:val="22"/>
         </w:rPr>
@@ -676,6 +717,7 @@
         <w:rPr>
           <w:rFonts w:ascii="Avenir Next LT Pro" w:hAnsi="Avenir Next LT Pro"/>
           <w:b w:val="0"/>
+          <w:i w:val="0"/>
           <w:color w:val="1C4076"/>
           <w:sz w:val="22"/>
         </w:rPr>
@@ -691,6 +733,7 @@
         <w:rPr>
           <w:rFonts w:ascii="Avenir Next LT Pro" w:hAnsi="Avenir Next LT Pro"/>
           <w:b w:val="0"/>
+          <w:i w:val="0"/>
           <w:color w:val="1C4076"/>
           <w:sz w:val="22"/>
         </w:rPr>
@@ -706,6 +749,7 @@
         <w:rPr>
           <w:rFonts w:ascii="Avenir Next LT Pro" w:hAnsi="Avenir Next LT Pro"/>
           <w:b w:val="0"/>
+          <w:i w:val="0"/>
           <w:color w:val="1C4076"/>
           <w:sz w:val="22"/>
         </w:rPr>
@@ -721,6 +765,7 @@
         <w:rPr>
           <w:rFonts w:ascii="Avenir Next LT Pro" w:hAnsi="Avenir Next LT Pro"/>
           <w:b w:val="0"/>
+          <w:i w:val="0"/>
           <w:color w:val="1C4076"/>
           <w:sz w:val="22"/>
         </w:rPr>
@@ -736,6 +781,7 @@
         <w:rPr>
           <w:rFonts w:ascii="Avenir Next LT Pro" w:hAnsi="Avenir Next LT Pro"/>
           <w:b w:val="0"/>
+          <w:i w:val="0"/>
           <w:color w:val="1C4076"/>
           <w:sz w:val="22"/>
         </w:rPr>
@@ -751,6 +797,7 @@
         <w:rPr>
           <w:rFonts w:ascii="Avenir Next LT Pro" w:hAnsi="Avenir Next LT Pro"/>
           <w:b w:val="0"/>
+          <w:i w:val="0"/>
           <w:color w:val="1C4076"/>
           <w:sz w:val="22"/>
         </w:rPr>
@@ -766,6 +813,7 @@
         <w:rPr>
           <w:rFonts w:ascii="Avenir Next LT Pro" w:hAnsi="Avenir Next LT Pro"/>
           <w:b w:val="0"/>
+          <w:i w:val="0"/>
           <w:color w:val="1C4076"/>
           <w:sz w:val="22"/>
         </w:rPr>
@@ -795,6 +843,7 @@
               <w:rPr>
                 <w:rFonts w:ascii="Avenir Next LT Pro" w:hAnsi="Avenir Next LT Pro"/>
                 <w:b/>
+                <w:i w:val="0"/>
                 <w:color w:val="FFFFFF"/>
                 <w:sz w:val="20"/>
               </w:rPr>
@@ -812,6 +861,7 @@
               <w:rPr>
                 <w:rFonts w:ascii="Avenir Next LT Pro" w:hAnsi="Avenir Next LT Pro"/>
                 <w:b/>
+                <w:i w:val="0"/>
                 <w:color w:val="FFFFFF"/>
                 <w:sz w:val="20"/>
               </w:rPr>
@@ -830,15 +880,17 @@
               <w:rPr>
                 <w:rFonts w:ascii="Avenir Next LT Pro" w:hAnsi="Avenir Next LT Pro"/>
                 <w:b/>
+                <w:i w:val="0"/>
                 <w:color w:val="1C4076"/>
                 <w:sz w:val="18"/>
               </w:rPr>
-              <w:t xml:space="preserve">Version 2.1: </w:t>
+              <w:t xml:space="preserve">Version 1: </w:t>
             </w:r>
             <w:r>
               <w:rPr>
                 <w:rFonts w:ascii="Avenir Next LT Pro" w:hAnsi="Avenir Next LT Pro"/>
                 <w:b w:val="0"/>
+                <w:i w:val="0"/>
                 <w:color w:val="1C4076"/>
                 <w:sz w:val="18"/>
               </w:rPr>
@@ -850,6 +902,7 @@
               <w:rPr>
                 <w:rFonts w:ascii="Avenir Next LT Pro" w:hAnsi="Avenir Next LT Pro"/>
                 <w:b/>
+                <w:i w:val="0"/>
                 <w:color w:val="1C4076"/>
                 <w:sz w:val="18"/>
               </w:rPr>
@@ -859,6 +912,7 @@
               <w:rPr>
                 <w:rFonts w:ascii="Avenir Next LT Pro" w:hAnsi="Avenir Next LT Pro"/>
                 <w:b w:val="0"/>
+                <w:i w:val="0"/>
                 <w:color w:val="1C4076"/>
                 <w:sz w:val="18"/>
               </w:rPr>
@@ -875,6 +929,7 @@
               <w:rPr>
                 <w:rFonts w:ascii="Avenir Next LT Pro" w:hAnsi="Avenir Next LT Pro"/>
                 <w:b/>
+                <w:i w:val="0"/>
                 <w:color w:val="1C4076"/>
                 <w:sz w:val="18"/>
               </w:rPr>
@@ -884,6 +939,7 @@
               <w:rPr>
                 <w:rFonts w:ascii="Avenir Next LT Pro" w:hAnsi="Avenir Next LT Pro"/>
                 <w:b w:val="0"/>
+                <w:i w:val="0"/>
                 <w:color w:val="1C4076"/>
                 <w:sz w:val="18"/>
               </w:rPr>
@@ -895,6 +951,7 @@
               <w:rPr>
                 <w:rFonts w:ascii="Avenir Next LT Pro" w:hAnsi="Avenir Next LT Pro"/>
                 <w:b/>
+                <w:i w:val="0"/>
                 <w:color w:val="1C4076"/>
                 <w:sz w:val="18"/>
               </w:rPr>
@@ -904,6 +961,7 @@
               <w:rPr>
                 <w:rFonts w:ascii="Avenir Next LT Pro" w:hAnsi="Avenir Next LT Pro"/>
                 <w:b w:val="0"/>
+                <w:i w:val="0"/>
                 <w:color w:val="1C4076"/>
                 <w:sz w:val="18"/>
               </w:rPr>
@@ -939,6 +997,7 @@
       <w:rPr>
         <w:rFonts w:ascii="Avenir Next LT Pro" w:hAnsi="Avenir Next LT Pro"/>
         <w:b w:val="0"/>
+        <w:i w:val="0"/>
         <w:color w:val="1C4076"/>
         <w:sz w:val="16"/>
       </w:rPr>
@@ -960,6 +1019,7 @@
       <w:rPr>
         <w:rFonts w:ascii="Avenir Next LT Pro" w:hAnsi="Avenir Next LT Pro"/>
         <w:b w:val="0"/>
+        <w:i w:val="0"/>
         <w:color w:val="1C4076"/>
         <w:sz w:val="16"/>
       </w:rPr>
@@ -972,6 +1032,7 @@
       <w:rPr>
         <w:rFonts w:ascii="Avenir Next LT Pro" w:hAnsi="Avenir Next LT Pro"/>
         <w:b w:val="0"/>
+        <w:i w:val="0"/>
         <w:color w:val="1C4076"/>
         <w:sz w:val="16"/>
       </w:rPr>
